--- a/junit & mockito/Junit Mockito Question.docx
+++ b/junit & mockito/Junit Mockito Question.docx
@@ -58,7 +58,7 @@
           <w:r>
             <w:fldChar w:fldCharType="separate"/>
           </w:r>
-          <w:hyperlink w:anchor="_Toc207349490" w:history="1">
+          <w:hyperlink w:anchor="_Toc207570914" w:history="1">
             <w:r>
               <w:rPr>
                 <w:rStyle w:val="Hyperlink"/>
@@ -101,7 +101,7 @@
                 <w:noProof/>
                 <w:webHidden/>
               </w:rPr>
-              <w:instrText xml:space="preserve"> PAGEREF _Toc207349490 \h </w:instrText>
+              <w:instrText xml:space="preserve"> PAGEREF _Toc207570914 \h </w:instrText>
             </w:r>
             <w:r>
               <w:rPr>
@@ -146,7 +146,7 @@
               <w:lang w:eastAsia="en-IN"/>
             </w:rPr>
           </w:pPr>
-          <w:hyperlink w:anchor="_Toc207349491" w:history="1">
+          <w:hyperlink w:anchor="_Toc207570915" w:history="1">
             <w:r>
               <w:rPr>
                 <w:rStyle w:val="Hyperlink"/>
@@ -189,7 +189,7 @@
                 <w:noProof/>
                 <w:webHidden/>
               </w:rPr>
-              <w:instrText xml:space="preserve"> PAGEREF _Toc207349491 \h </w:instrText>
+              <w:instrText xml:space="preserve"> PAGEREF _Toc207570915 \h </w:instrText>
             </w:r>
             <w:r>
               <w:rPr>
@@ -234,7 +234,7 @@
               <w:lang w:eastAsia="en-IN"/>
             </w:rPr>
           </w:pPr>
-          <w:hyperlink w:anchor="_Toc207349492" w:history="1">
+          <w:hyperlink w:anchor="_Toc207570916" w:history="1">
             <w:r>
               <w:rPr>
                 <w:rStyle w:val="Hyperlink"/>
@@ -277,7 +277,7 @@
                 <w:noProof/>
                 <w:webHidden/>
               </w:rPr>
-              <w:instrText xml:space="preserve"> PAGEREF _Toc207349492 \h </w:instrText>
+              <w:instrText xml:space="preserve"> PAGEREF _Toc207570916 \h </w:instrText>
             </w:r>
             <w:r>
               <w:rPr>
@@ -322,7 +322,7 @@
               <w:lang w:eastAsia="en-IN"/>
             </w:rPr>
           </w:pPr>
-          <w:hyperlink w:anchor="_Toc207349493" w:history="1">
+          <w:hyperlink w:anchor="_Toc207570917" w:history="1">
             <w:r>
               <w:rPr>
                 <w:rStyle w:val="Hyperlink"/>
@@ -365,7 +365,7 @@
                 <w:noProof/>
                 <w:webHidden/>
               </w:rPr>
-              <w:instrText xml:space="preserve"> PAGEREF _Toc207349493 \h </w:instrText>
+              <w:instrText xml:space="preserve"> PAGEREF _Toc207570917 \h </w:instrText>
             </w:r>
             <w:r>
               <w:rPr>
@@ -410,7 +410,7 @@
               <w:lang w:eastAsia="en-IN"/>
             </w:rPr>
           </w:pPr>
-          <w:hyperlink w:anchor="_Toc207349494" w:history="1">
+          <w:hyperlink w:anchor="_Toc207570918" w:history="1">
             <w:r>
               <w:rPr>
                 <w:rStyle w:val="Hyperlink"/>
@@ -453,7 +453,7 @@
                 <w:noProof/>
                 <w:webHidden/>
               </w:rPr>
-              <w:instrText xml:space="preserve"> PAGEREF _Toc207349494 \h </w:instrText>
+              <w:instrText xml:space="preserve"> PAGEREF _Toc207570918 \h </w:instrText>
             </w:r>
             <w:r>
               <w:rPr>
@@ -474,6 +474,94 @@
                 <w:webHidden/>
               </w:rPr>
               <w:t>3</w:t>
+            </w:r>
+            <w:r>
+              <w:rPr>
+                <w:noProof/>
+                <w:webHidden/>
+              </w:rPr>
+              <w:fldChar w:fldCharType="end"/>
+            </w:r>
+          </w:hyperlink>
+        </w:p>
+        <w:p>
+          <w:pPr>
+            <w:pStyle w:val="TOC2"/>
+            <w:tabs>
+              <w:tab w:val="left" w:pos="720"/>
+              <w:tab w:val="right" w:leader="dot" w:pos="10456"/>
+            </w:tabs>
+            <w:rPr>
+              <w:rFonts w:eastAsiaTheme="minorEastAsia"/>
+              <w:noProof/>
+              <w:szCs w:val="24"/>
+              <w:lang w:eastAsia="en-IN"/>
+            </w:rPr>
+          </w:pPr>
+          <w:hyperlink w:anchor="_Toc207570919" w:history="1">
+            <w:r>
+              <w:rPr>
+                <w:rStyle w:val="Hyperlink"/>
+                <w:noProof/>
+              </w:rPr>
+              <w:t>6.</w:t>
+            </w:r>
+            <w:r>
+              <w:rPr>
+                <w:rFonts w:eastAsiaTheme="minorEastAsia"/>
+                <w:noProof/>
+                <w:szCs w:val="24"/>
+                <w:lang w:eastAsia="en-IN"/>
+              </w:rPr>
+              <w:tab/>
+            </w:r>
+            <w:r>
+              <w:rPr>
+                <w:rStyle w:val="Hyperlink"/>
+                <w:noProof/>
+              </w:rPr>
+              <w:t>What is difference between the @Mock, @MockBean, @InjectMock and@SpringBootTest annotation?</w:t>
+            </w:r>
+            <w:r>
+              <w:rPr>
+                <w:noProof/>
+                <w:webHidden/>
+              </w:rPr>
+              <w:tab/>
+            </w:r>
+            <w:r>
+              <w:rPr>
+                <w:noProof/>
+                <w:webHidden/>
+              </w:rPr>
+              <w:fldChar w:fldCharType="begin"/>
+            </w:r>
+            <w:r>
+              <w:rPr>
+                <w:noProof/>
+                <w:webHidden/>
+              </w:rPr>
+              <w:instrText xml:space="preserve"> PAGEREF _Toc207570919 \h </w:instrText>
+            </w:r>
+            <w:r>
+              <w:rPr>
+                <w:noProof/>
+                <w:webHidden/>
+              </w:rPr>
+            </w:r>
+            <w:r>
+              <w:rPr>
+                <w:noProof/>
+                <w:webHidden/>
+              </w:rPr>
+              <w:fldChar w:fldCharType="separate"/>
+            </w:r>
+            <w:r>
+              <w:rPr>
+                <w:noProof/>
+                <w:webHidden/>
+              </w:rPr>
+              <w:t>4</w:t>
             </w:r>
             <w:r>
               <w:rPr>
@@ -527,7 +615,7 @@
           <w:numId w:val="1"/>
         </w:numPr>
       </w:pPr>
-      <w:bookmarkStart w:id="0" w:name="_Toc207349490"/>
+      <w:bookmarkStart w:id="0" w:name="_Toc207570914"/>
       <w:r>
         <w:lastRenderedPageBreak/>
         <w:t>Why @BeforeAll @AfterAll annotated method should be static any internal reason for it?</w:t>
@@ -536,7 +624,7 @@
     </w:p>
     <w:p>
       <w:pPr>
-        <w:ind w:left="360"/>
+        <w:ind w:left="360" w:firstLine="360"/>
       </w:pPr>
       <w:r>
         <w:t>In JUnit 5, the @BeforeAll and @AfterAll annotations are used to mark methods that should run once before and after all the test methods in a test class, respectively. These methods are required to be static for several reasons:</w:t>
@@ -617,7 +705,7 @@
           <w:numId w:val="1"/>
         </w:numPr>
       </w:pPr>
-      <w:bookmarkStart w:id="1" w:name="_Toc207349491"/>
+      <w:bookmarkStart w:id="1" w:name="_Toc207570915"/>
       <w:r>
         <w:t>What is the main difference between @Mock and @InjectMocks?</w:t>
       </w:r>
@@ -655,7 +743,7 @@
           <w:numId w:val="1"/>
         </w:numPr>
       </w:pPr>
-      <w:bookmarkStart w:id="2" w:name="_Toc207349492"/>
+      <w:bookmarkStart w:id="2" w:name="_Toc207570916"/>
       <w:r>
         <w:t>How can we mock void methods in Mockito?</w:t>
       </w:r>
@@ -666,7 +754,7 @@
     </w:p>
     <w:p>
       <w:pPr>
-        <w:ind w:left="360"/>
+        <w:ind w:left="360" w:firstLine="360"/>
       </w:pPr>
       <w:r>
         <w:rPr>
@@ -817,7 +905,7 @@
           <w:numId w:val="1"/>
         </w:numPr>
       </w:pPr>
-      <w:bookmarkStart w:id="3" w:name="_Toc207349493"/>
+      <w:bookmarkStart w:id="3" w:name="_Toc207570917"/>
       <w:r>
         <w:t>What is difference between the @Mock and @Spy annotation?</w:t>
       </w:r>
@@ -847,7 +935,10 @@
         <w:t xml:space="preserve"> </w:t>
       </w:r>
       <w:r>
-        <w:t>Mock object replace mocked class entirely, returning recorded or default values. You can create mock out of “thin air”. This is what is mostly used during unit testing.</w:t>
+        <w:t>This annotation is used to create an instance of the class under test and inject the mocked dependencies (annotated with @Mock) into it. This helps in testing the class in isolation by replacing its dependencies with mocks</w:t>
+      </w:r>
+      <w:r>
+        <w:t>.</w:t>
       </w:r>
     </w:p>
     <w:p>
@@ -877,7 +968,13 @@
         <w:t xml:space="preserve"> </w:t>
       </w:r>
       <w:r>
-        <w:t>The @Spy annotation is used to create a real object and spy on that real object. A spy helps to call all the normal methods of the object while still tracking every interaction, just as we would with a mock.</w:t>
+        <w:t xml:space="preserve">This annotation is used to create a spy instance of a class. Unlike mocks, spies call the real methods of the class unless explicitly told to return a mock value. This is useful when you want to partially mock a class but still retain some of its original </w:t>
+      </w:r>
+      <w:r>
+        <w:t>behaviour</w:t>
+      </w:r>
+      <w:r>
+        <w:t>.</w:t>
       </w:r>
     </w:p>
     <w:p>
@@ -921,7 +1018,7 @@
           <w:numId w:val="1"/>
         </w:numPr>
       </w:pPr>
-      <w:bookmarkStart w:id="4" w:name="_Toc207349494"/>
+      <w:bookmarkStart w:id="4" w:name="_Toc207570918"/>
       <w:r>
         <w:lastRenderedPageBreak/>
         <w:t>What is mean by TDD and BDD?</w:t>
@@ -1640,6 +1737,473 @@
         </w:r>
       </w:hyperlink>
     </w:p>
+    <w:p>
+      <w:pPr>
+        <w:pStyle w:val="Heading2"/>
+        <w:numPr>
+          <w:ilvl w:val="0"/>
+          <w:numId w:val="1"/>
+        </w:numPr>
+      </w:pPr>
+      <w:bookmarkStart w:id="5" w:name="_Toc207570919"/>
+      <w:r>
+        <w:t>What is difference between the @Mock</w:t>
+      </w:r>
+      <w:r>
+        <w:t>,</w:t>
+      </w:r>
+      <w:r>
+        <w:t xml:space="preserve"> @</w:t>
+      </w:r>
+      <w:r>
+        <w:t>MockBean</w:t>
+      </w:r>
+      <w:r>
+        <w:t xml:space="preserve">, @InjectMock </w:t>
+      </w:r>
+      <w:proofErr w:type="spellStart"/>
+      <w:r>
+        <w:t>and@SpringBootTest</w:t>
+      </w:r>
+      <w:proofErr w:type="spellEnd"/>
+      <w:r>
+        <w:t xml:space="preserve"> </w:t>
+      </w:r>
+      <w:r>
+        <w:t>annotation?</w:t>
+      </w:r>
+      <w:bookmarkEnd w:id="5"/>
+    </w:p>
+    <w:p>
+      <w:pPr>
+        <w:ind w:firstLine="360"/>
+        <w:rPr>
+          <w:b/>
+          <w:bCs/>
+        </w:rPr>
+      </w:pPr>
+      <w:r>
+        <w:rPr>
+          <w:b/>
+          <w:bCs/>
+        </w:rPr>
+        <w:t>@Mock</w:t>
+      </w:r>
+    </w:p>
+    <w:p>
+      <w:pPr>
+        <w:ind w:left="360" w:firstLine="360"/>
+      </w:pPr>
+      <w:r>
+        <w:t xml:space="preserve">The </w:t>
+      </w:r>
+      <w:r>
+        <w:t>@Mock</w:t>
+      </w:r>
+      <w:r>
+        <w:t xml:space="preserve"> annotation is provided by </w:t>
+      </w:r>
+      <w:r>
+        <w:rPr>
+          <w:b/>
+          <w:bCs/>
+        </w:rPr>
+        <w:t>Mockito</w:t>
+      </w:r>
+      <w:r>
+        <w:t xml:space="preserve"> and is commonly used in </w:t>
+      </w:r>
+      <w:r>
+        <w:rPr>
+          <w:b/>
+          <w:bCs/>
+        </w:rPr>
+        <w:t>unit testing</w:t>
+      </w:r>
+      <w:r>
+        <w:t xml:space="preserve">. It creates a mock object of a class or interface, which can then be programmed with expected </w:t>
+      </w:r>
+      <w:proofErr w:type="spellStart"/>
+      <w:r>
+        <w:t>behavior</w:t>
+      </w:r>
+      <w:proofErr w:type="spellEnd"/>
+      <w:r>
+        <w:t xml:space="preserve"> and verified for interactions. This is useful when you want to test a class in isolation without loading the Spring context. The mock object created using </w:t>
+      </w:r>
+      <w:r>
+        <w:t>@Mock</w:t>
+      </w:r>
+      <w:r>
+        <w:t xml:space="preserve"> is purely managed by Mockito and exists only within the scope of the test class. It does not replace any beans in the Spring </w:t>
+      </w:r>
+      <w:proofErr w:type="spellStart"/>
+      <w:r>
+        <w:t>ApplicationContext</w:t>
+      </w:r>
+      <w:proofErr w:type="spellEnd"/>
+      <w:r>
+        <w:t>.</w:t>
+      </w:r>
+    </w:p>
+    <w:p>
+      <w:pPr>
+        <w:ind w:left="360" w:firstLine="360"/>
+      </w:pPr>
+    </w:p>
+    <w:p>
+      <w:pPr>
+        <w:ind w:firstLine="360"/>
+        <w:rPr>
+          <w:b/>
+          <w:bCs/>
+        </w:rPr>
+      </w:pPr>
+      <w:r>
+        <w:rPr>
+          <w:b/>
+          <w:bCs/>
+        </w:rPr>
+        <w:t>@MockBean</w:t>
+      </w:r>
+    </w:p>
+    <w:p>
+      <w:pPr>
+        <w:ind w:left="360" w:firstLine="360"/>
+      </w:pPr>
+      <w:r>
+        <w:t xml:space="preserve">The </w:t>
+      </w:r>
+      <w:r>
+        <w:t>@MockBean</w:t>
+      </w:r>
+      <w:r>
+        <w:t xml:space="preserve"> annotation comes from </w:t>
+      </w:r>
+      <w:r>
+        <w:rPr>
+          <w:b/>
+          <w:bCs/>
+        </w:rPr>
+        <w:t>Spring Boot Test</w:t>
+      </w:r>
+      <w:r>
+        <w:t xml:space="preserve"> and is specifically designed for tests that run with the </w:t>
+      </w:r>
+      <w:r>
+        <w:rPr>
+          <w:b/>
+          <w:bCs/>
+        </w:rPr>
+        <w:t xml:space="preserve">Spring </w:t>
+      </w:r>
+      <w:proofErr w:type="spellStart"/>
+      <w:r>
+        <w:rPr>
+          <w:b/>
+          <w:bCs/>
+        </w:rPr>
+        <w:t>ApplicationContext</w:t>
+      </w:r>
+      <w:proofErr w:type="spellEnd"/>
+      <w:r>
+        <w:t xml:space="preserve">. Unlike </w:t>
+      </w:r>
+      <w:r>
+        <w:t>@Mock</w:t>
+      </w:r>
+      <w:r>
+        <w:t xml:space="preserve">, it not only creates a mock but also </w:t>
+      </w:r>
+      <w:r>
+        <w:rPr>
+          <w:b/>
+          <w:bCs/>
+        </w:rPr>
+        <w:t>registers it as a bean in the Spring container</w:t>
+      </w:r>
+      <w:r>
+        <w:t xml:space="preserve">, replacing any existing bean of the same type for the duration of the test. This allows you to mock dependencies in integration tests or controller tests, ensuring that other beans depending on the mocked bean receive the mock instead of the real implementation. It is particularly useful when testing web layers with annotations like </w:t>
+      </w:r>
+      <w:r>
+        <w:t>@WebMvcTest</w:t>
+      </w:r>
+      <w:r>
+        <w:t xml:space="preserve"> or full integration tests with </w:t>
+      </w:r>
+      <w:r>
+        <w:t>@SpringBootTest</w:t>
+      </w:r>
+      <w:r>
+        <w:t>.</w:t>
+      </w:r>
+    </w:p>
+    <w:p>
+      <w:pPr>
+        <w:ind w:left="360" w:firstLine="360"/>
+      </w:pPr>
+    </w:p>
+    <w:p>
+      <w:pPr>
+        <w:ind w:firstLine="360"/>
+        <w:rPr>
+          <w:b/>
+          <w:bCs/>
+        </w:rPr>
+      </w:pPr>
+      <w:r>
+        <w:rPr>
+          <w:b/>
+          <w:bCs/>
+        </w:rPr>
+        <w:t>@InjectMocks</w:t>
+      </w:r>
+    </w:p>
+    <w:p>
+      <w:pPr>
+        <w:ind w:left="360" w:firstLine="360"/>
+      </w:pPr>
+      <w:r>
+        <w:t xml:space="preserve">The </w:t>
+      </w:r>
+      <w:r>
+        <w:t>@InjectMocks</w:t>
+      </w:r>
+      <w:r>
+        <w:t xml:space="preserve"> annotation is provided by </w:t>
+      </w:r>
+      <w:r>
+        <w:rPr>
+          <w:b/>
+          <w:bCs/>
+        </w:rPr>
+        <w:t>Mockito</w:t>
+      </w:r>
+      <w:r>
+        <w:t xml:space="preserve"> and is used to automatically inject mock objects into the class under test. When placed on a class, Mockito attempts to instantiate that class and inject the dependencies annotated with </w:t>
+      </w:r>
+      <w:r>
+        <w:t>@Mock</w:t>
+      </w:r>
+      <w:r>
+        <w:t xml:space="preserve"> (or manually created mocks) into its fields or constructor. This helps reduce boilerplate code by eliminating the need for manual dependency injection in unit tests. It is especially useful when testing a service or business logic class in isolation, where all its collaborators are mocked and automatically injected into it.</w:t>
+      </w:r>
+    </w:p>
+    <w:p>
+      <w:pPr>
+        <w:ind w:left="360" w:firstLine="360"/>
+      </w:pPr>
+    </w:p>
+    <w:p>
+      <w:pPr>
+        <w:ind w:firstLine="360"/>
+        <w:rPr>
+          <w:b/>
+          <w:bCs/>
+        </w:rPr>
+      </w:pPr>
+      <w:r>
+        <w:rPr>
+          <w:b/>
+          <w:bCs/>
+        </w:rPr>
+        <w:t>@SpringBootTest</w:t>
+      </w:r>
+    </w:p>
+    <w:p>
+      <w:pPr>
+        <w:ind w:left="360" w:firstLine="360"/>
+      </w:pPr>
+      <w:r>
+        <w:t xml:space="preserve">The </w:t>
+      </w:r>
+      <w:r>
+        <w:t>@SpringBootTest</w:t>
+      </w:r>
+      <w:r>
+        <w:t xml:space="preserve"> annotation is provided by </w:t>
+      </w:r>
+      <w:r>
+        <w:rPr>
+          <w:b/>
+          <w:bCs/>
+        </w:rPr>
+        <w:t>Spring Boot</w:t>
+      </w:r>
+      <w:r>
+        <w:t xml:space="preserve"> and is used for writing </w:t>
+      </w:r>
+      <w:r>
+        <w:rPr>
+          <w:b/>
+          <w:bCs/>
+        </w:rPr>
+        <w:t>integration tests</w:t>
+      </w:r>
+      <w:r>
+        <w:t xml:space="preserve"> that load the full application context. It tells Spring Boot to start the entire application, including all beans, configurations, and environment setup, just like when running the actual application. This allows you to test the application end-to-end, including real interactions between components. You can also combine it with </w:t>
+      </w:r>
+      <w:r>
+        <w:t>@MockBean</w:t>
+      </w:r>
+      <w:r>
+        <w:t xml:space="preserve"> to replace certain beans with mocks while keeping the rest of the context intact. Since it loads the full context, tests using </w:t>
+      </w:r>
+      <w:r>
+        <w:t>@SpringBootTest</w:t>
+      </w:r>
+      <w:r>
+        <w:t xml:space="preserve"> </w:t>
+      </w:r>
+      <w:r>
+        <w:lastRenderedPageBreak/>
+        <w:t xml:space="preserve">may run slower compared to pure unit tests, but they provide more realistic testing of the </w:t>
+      </w:r>
+      <w:proofErr w:type="gramStart"/>
+      <w:r>
+        <w:t>application as a whole</w:t>
+      </w:r>
+      <w:proofErr w:type="gramEnd"/>
+      <w:r>
+        <w:t>.</w:t>
+      </w:r>
+    </w:p>
+    <w:p>
+      <w:pPr>
+        <w:ind w:left="360"/>
+      </w:pPr>
+      <w:r>
+        <w:rPr>
+          <w:rFonts w:ascii="Segoe UI Emoji" w:hAnsi="Segoe UI Emoji" w:cs="Segoe UI Emoji"/>
+        </w:rPr>
+        <w:t>✅</w:t>
+      </w:r>
+      <w:r>
+        <w:t xml:space="preserve"> </w:t>
+      </w:r>
+      <w:r>
+        <w:rPr>
+          <w:b/>
+          <w:bCs/>
+        </w:rPr>
+        <w:t>In short:</w:t>
+      </w:r>
+    </w:p>
+    <w:p>
+      <w:pPr>
+        <w:numPr>
+          <w:ilvl w:val="0"/>
+          <w:numId w:val="5"/>
+        </w:numPr>
+        <w:tabs>
+          <w:tab w:val="num" w:pos="720"/>
+        </w:tabs>
+      </w:pPr>
+      <w:r>
+        <w:rPr>
+          <w:b/>
+          <w:bCs/>
+        </w:rPr>
+        <w:t>@Mock</w:t>
+      </w:r>
+      <w:r>
+        <w:t xml:space="preserve"> → Creates plain Mockito mock (no Spring).</w:t>
+      </w:r>
+    </w:p>
+    <w:p>
+      <w:pPr>
+        <w:numPr>
+          <w:ilvl w:val="0"/>
+          <w:numId w:val="5"/>
+        </w:numPr>
+        <w:tabs>
+          <w:tab w:val="num" w:pos="720"/>
+        </w:tabs>
+      </w:pPr>
+      <w:r>
+        <w:rPr>
+          <w:b/>
+          <w:bCs/>
+        </w:rPr>
+        <w:t>@MockBean</w:t>
+      </w:r>
+      <w:r>
+        <w:t xml:space="preserve"> → Creates Mockito mock </w:t>
+      </w:r>
+      <w:r>
+        <w:rPr>
+          <w:b/>
+          <w:bCs/>
+        </w:rPr>
+        <w:t>and replaces Spring bean</w:t>
+      </w:r>
+      <w:r>
+        <w:t xml:space="preserve"> in context.</w:t>
+      </w:r>
+    </w:p>
+    <w:p>
+      <w:pPr>
+        <w:numPr>
+          <w:ilvl w:val="0"/>
+          <w:numId w:val="5"/>
+        </w:numPr>
+        <w:tabs>
+          <w:tab w:val="num" w:pos="720"/>
+        </w:tabs>
+      </w:pPr>
+      <w:r>
+        <w:rPr>
+          <w:b/>
+          <w:bCs/>
+        </w:rPr>
+        <w:t>@InjectMocks</w:t>
+      </w:r>
+      <w:r>
+        <w:t xml:space="preserve"> → Creates the class under test and </w:t>
+      </w:r>
+      <w:r>
+        <w:rPr>
+          <w:b/>
+          <w:bCs/>
+        </w:rPr>
+        <w:t>injects mocks automatically</w:t>
+      </w:r>
+      <w:r>
+        <w:t>.</w:t>
+      </w:r>
+    </w:p>
+    <w:p>
+      <w:pPr>
+        <w:numPr>
+          <w:ilvl w:val="0"/>
+          <w:numId w:val="5"/>
+        </w:numPr>
+        <w:tabs>
+          <w:tab w:val="num" w:pos="720"/>
+        </w:tabs>
+      </w:pPr>
+      <w:r>
+        <w:rPr>
+          <w:b/>
+          <w:bCs/>
+        </w:rPr>
+        <w:t>@SpringBootTest</w:t>
+      </w:r>
+      <w:r>
+        <w:t xml:space="preserve"> → Loads </w:t>
+      </w:r>
+      <w:r>
+        <w:rPr>
+          <w:b/>
+          <w:bCs/>
+        </w:rPr>
+        <w:t>full Spring Boot context</w:t>
+      </w:r>
+      <w:r>
+        <w:t xml:space="preserve"> for integration testing.</w:t>
+      </w:r>
+    </w:p>
+    <w:p/>
     <w:p/>
     <w:sectPr>
       <w:pgSz w:w="11906" w:h="16838"/>
@@ -1922,6 +2486,241 @@
     </w:lvl>
   </w:abstractNum>
   <w:abstractNum w:abstractNumId="2" w15:restartNumberingAfterBreak="0">
+    <w:nsid w:val="4F2339E4"/>
+    <w:multiLevelType w:val="hybridMultilevel"/>
+    <w:tmpl w:val="F87E7C72"/>
+    <w:lvl w:ilvl="0" w:tplc="FFFFFFFF">
+      <w:start w:val="1"/>
+      <w:numFmt w:val="decimal"/>
+      <w:lvlText w:val="%1."/>
+      <w:lvlJc w:val="left"/>
+      <w:pPr>
+        <w:ind w:left="720" w:hanging="360"/>
+      </w:pPr>
+    </w:lvl>
+    <w:lvl w:ilvl="1" w:tplc="FFFFFFFF">
+      <w:start w:val="1"/>
+      <w:numFmt w:val="lowerLetter"/>
+      <w:lvlText w:val="%2."/>
+      <w:lvlJc w:val="left"/>
+      <w:pPr>
+        <w:ind w:left="1440" w:hanging="360"/>
+      </w:pPr>
+    </w:lvl>
+    <w:lvl w:ilvl="2" w:tplc="FFFFFFFF" w:tentative="1">
+      <w:start w:val="1"/>
+      <w:numFmt w:val="lowerRoman"/>
+      <w:lvlText w:val="%3."/>
+      <w:lvlJc w:val="right"/>
+      <w:pPr>
+        <w:ind w:left="2160" w:hanging="180"/>
+      </w:pPr>
+    </w:lvl>
+    <w:lvl w:ilvl="3" w:tplc="FFFFFFFF" w:tentative="1">
+      <w:start w:val="1"/>
+      <w:numFmt w:val="decimal"/>
+      <w:lvlText w:val="%4."/>
+      <w:lvlJc w:val="left"/>
+      <w:pPr>
+        <w:ind w:left="2880" w:hanging="360"/>
+      </w:pPr>
+    </w:lvl>
+    <w:lvl w:ilvl="4" w:tplc="FFFFFFFF" w:tentative="1">
+      <w:start w:val="1"/>
+      <w:numFmt w:val="lowerLetter"/>
+      <w:lvlText w:val="%5."/>
+      <w:lvlJc w:val="left"/>
+      <w:pPr>
+        <w:ind w:left="3600" w:hanging="360"/>
+      </w:pPr>
+    </w:lvl>
+    <w:lvl w:ilvl="5" w:tplc="FFFFFFFF" w:tentative="1">
+      <w:start w:val="1"/>
+      <w:numFmt w:val="lowerRoman"/>
+      <w:lvlText w:val="%6."/>
+      <w:lvlJc w:val="right"/>
+      <w:pPr>
+        <w:ind w:left="4320" w:hanging="180"/>
+      </w:pPr>
+    </w:lvl>
+    <w:lvl w:ilvl="6" w:tplc="FFFFFFFF" w:tentative="1">
+      <w:start w:val="1"/>
+      <w:numFmt w:val="decimal"/>
+      <w:lvlText w:val="%7."/>
+      <w:lvlJc w:val="left"/>
+      <w:pPr>
+        <w:ind w:left="5040" w:hanging="360"/>
+      </w:pPr>
+    </w:lvl>
+    <w:lvl w:ilvl="7" w:tplc="FFFFFFFF" w:tentative="1">
+      <w:start w:val="1"/>
+      <w:numFmt w:val="lowerLetter"/>
+      <w:lvlText w:val="%8."/>
+      <w:lvlJc w:val="left"/>
+      <w:pPr>
+        <w:ind w:left="5760" w:hanging="360"/>
+      </w:pPr>
+    </w:lvl>
+    <w:lvl w:ilvl="8" w:tplc="FFFFFFFF" w:tentative="1">
+      <w:start w:val="1"/>
+      <w:numFmt w:val="lowerRoman"/>
+      <w:lvlText w:val="%9."/>
+      <w:lvlJc w:val="right"/>
+      <w:pPr>
+        <w:ind w:left="6480" w:hanging="180"/>
+      </w:pPr>
+    </w:lvl>
+  </w:abstractNum>
+  <w:abstractNum w:abstractNumId="3" w15:restartNumberingAfterBreak="0">
+    <w:nsid w:val="72091618"/>
+    <w:multiLevelType w:val="multilevel"/>
+    <w:tmpl w:val="8CD41DF0"/>
+    <w:lvl w:ilvl="0">
+      <w:start w:val="1"/>
+      <w:numFmt w:val="bullet"/>
+      <w:lvlText w:val=""/>
+      <w:lvlJc w:val="left"/>
+      <w:pPr>
+        <w:tabs>
+          <w:tab w:val="num" w:pos="1080"/>
+        </w:tabs>
+        <w:ind w:left="1080" w:hanging="360"/>
+      </w:pPr>
+      <w:rPr>
+        <w:rFonts w:ascii="Symbol" w:hAnsi="Symbol" w:hint="default"/>
+        <w:sz w:val="20"/>
+      </w:rPr>
+    </w:lvl>
+    <w:lvl w:ilvl="1" w:tentative="1">
+      <w:start w:val="1"/>
+      <w:numFmt w:val="bullet"/>
+      <w:lvlText w:val="o"/>
+      <w:lvlJc w:val="left"/>
+      <w:pPr>
+        <w:tabs>
+          <w:tab w:val="num" w:pos="1800"/>
+        </w:tabs>
+        <w:ind w:left="1800" w:hanging="360"/>
+      </w:pPr>
+      <w:rPr>
+        <w:rFonts w:ascii="Courier New" w:hAnsi="Courier New" w:hint="default"/>
+        <w:sz w:val="20"/>
+      </w:rPr>
+    </w:lvl>
+    <w:lvl w:ilvl="2" w:tentative="1">
+      <w:start w:val="1"/>
+      <w:numFmt w:val="bullet"/>
+      <w:lvlText w:val=""/>
+      <w:lvlJc w:val="left"/>
+      <w:pPr>
+        <w:tabs>
+          <w:tab w:val="num" w:pos="2520"/>
+        </w:tabs>
+        <w:ind w:left="2520" w:hanging="360"/>
+      </w:pPr>
+      <w:rPr>
+        <w:rFonts w:ascii="Wingdings" w:hAnsi="Wingdings" w:hint="default"/>
+        <w:sz w:val="20"/>
+      </w:rPr>
+    </w:lvl>
+    <w:lvl w:ilvl="3" w:tentative="1">
+      <w:start w:val="1"/>
+      <w:numFmt w:val="bullet"/>
+      <w:lvlText w:val=""/>
+      <w:lvlJc w:val="left"/>
+      <w:pPr>
+        <w:tabs>
+          <w:tab w:val="num" w:pos="3240"/>
+        </w:tabs>
+        <w:ind w:left="3240" w:hanging="360"/>
+      </w:pPr>
+      <w:rPr>
+        <w:rFonts w:ascii="Wingdings" w:hAnsi="Wingdings" w:hint="default"/>
+        <w:sz w:val="20"/>
+      </w:rPr>
+    </w:lvl>
+    <w:lvl w:ilvl="4" w:tentative="1">
+      <w:start w:val="1"/>
+      <w:numFmt w:val="bullet"/>
+      <w:lvlText w:val=""/>
+      <w:lvlJc w:val="left"/>
+      <w:pPr>
+        <w:tabs>
+          <w:tab w:val="num" w:pos="3960"/>
+        </w:tabs>
+        <w:ind w:left="3960" w:hanging="360"/>
+      </w:pPr>
+      <w:rPr>
+        <w:rFonts w:ascii="Wingdings" w:hAnsi="Wingdings" w:hint="default"/>
+        <w:sz w:val="20"/>
+      </w:rPr>
+    </w:lvl>
+    <w:lvl w:ilvl="5" w:tentative="1">
+      <w:start w:val="1"/>
+      <w:numFmt w:val="bullet"/>
+      <w:lvlText w:val=""/>
+      <w:lvlJc w:val="left"/>
+      <w:pPr>
+        <w:tabs>
+          <w:tab w:val="num" w:pos="4680"/>
+        </w:tabs>
+        <w:ind w:left="4680" w:hanging="360"/>
+      </w:pPr>
+      <w:rPr>
+        <w:rFonts w:ascii="Wingdings" w:hAnsi="Wingdings" w:hint="default"/>
+        <w:sz w:val="20"/>
+      </w:rPr>
+    </w:lvl>
+    <w:lvl w:ilvl="6" w:tentative="1">
+      <w:start w:val="1"/>
+      <w:numFmt w:val="bullet"/>
+      <w:lvlText w:val=""/>
+      <w:lvlJc w:val="left"/>
+      <w:pPr>
+        <w:tabs>
+          <w:tab w:val="num" w:pos="5400"/>
+        </w:tabs>
+        <w:ind w:left="5400" w:hanging="360"/>
+      </w:pPr>
+      <w:rPr>
+        <w:rFonts w:ascii="Wingdings" w:hAnsi="Wingdings" w:hint="default"/>
+        <w:sz w:val="20"/>
+      </w:rPr>
+    </w:lvl>
+    <w:lvl w:ilvl="7" w:tentative="1">
+      <w:start w:val="1"/>
+      <w:numFmt w:val="bullet"/>
+      <w:lvlText w:val=""/>
+      <w:lvlJc w:val="left"/>
+      <w:pPr>
+        <w:tabs>
+          <w:tab w:val="num" w:pos="6120"/>
+        </w:tabs>
+        <w:ind w:left="6120" w:hanging="360"/>
+      </w:pPr>
+      <w:rPr>
+        <w:rFonts w:ascii="Wingdings" w:hAnsi="Wingdings" w:hint="default"/>
+        <w:sz w:val="20"/>
+      </w:rPr>
+    </w:lvl>
+    <w:lvl w:ilvl="8" w:tentative="1">
+      <w:start w:val="1"/>
+      <w:numFmt w:val="bullet"/>
+      <w:lvlText w:val=""/>
+      <w:lvlJc w:val="left"/>
+      <w:pPr>
+        <w:tabs>
+          <w:tab w:val="num" w:pos="6840"/>
+        </w:tabs>
+        <w:ind w:left="6840" w:hanging="360"/>
+      </w:pPr>
+      <w:rPr>
+        <w:rFonts w:ascii="Wingdings" w:hAnsi="Wingdings" w:hint="default"/>
+        <w:sz w:val="20"/>
+      </w:rPr>
+    </w:lvl>
+  </w:abstractNum>
+  <w:abstractNum w:abstractNumId="4" w15:restartNumberingAfterBreak="0">
     <w:nsid w:val="7A08536E"/>
     <w:multiLevelType w:val="hybridMultilevel"/>
     <w:tmpl w:val="F87E7C72"/>
@@ -2008,13 +2807,19 @@
     </w:lvl>
   </w:abstractNum>
   <w:num w:numId="1" w16cid:durableId="1678771579">
-    <w:abstractNumId w:val="2"/>
+    <w:abstractNumId w:val="4"/>
   </w:num>
   <w:num w:numId="2" w16cid:durableId="310913423">
     <w:abstractNumId w:val="0"/>
   </w:num>
   <w:num w:numId="3" w16cid:durableId="669917472">
     <w:abstractNumId w:val="1"/>
+  </w:num>
+  <w:num w:numId="4" w16cid:durableId="402607482">
+    <w:abstractNumId w:val="2"/>
+  </w:num>
+  <w:num w:numId="5" w16cid:durableId="1937400764">
+    <w:abstractNumId w:val="3"/>
   </w:num>
 </w:numbering>
 </file>
@@ -2619,7 +3424,6 @@
   <w:style w:type="character" w:default="1" w:styleId="DefaultParagraphFont">
     <w:name w:val="Default Paragraph Font"/>
     <w:uiPriority w:val="1"/>
-    <w:semiHidden/>
     <w:unhideWhenUsed/>
   </w:style>
   <w:style w:type="table" w:default="1" w:styleId="TableNormal">
@@ -3084,6 +3888,48 @@
     <w:pPr>
       <w:spacing w:after="0" w:line="240" w:lineRule="auto"/>
     </w:pPr>
+  </w:style>
+  <w:style w:type="character" w:styleId="Strong">
+    <w:name w:val="Strong"/>
+    <w:basedOn w:val="DefaultParagraphFont"/>
+    <w:uiPriority w:val="22"/>
+    <w:qFormat/>
+    <w:rsid w:val="007A011F"/>
+    <w:rPr>
+      <w:b/>
+      <w:bCs/>
+    </w:rPr>
+  </w:style>
+  <w:style w:type="paragraph" w:styleId="NormalWeb">
+    <w:name w:val="Normal (Web)"/>
+    <w:basedOn w:val="Normal"/>
+    <w:uiPriority w:val="99"/>
+    <w:semiHidden/>
+    <w:unhideWhenUsed/>
+    <w:rsid w:val="007A011F"/>
+    <w:pPr>
+      <w:spacing w:before="100" w:beforeAutospacing="1" w:after="100" w:afterAutospacing="1" w:line="240" w:lineRule="auto"/>
+    </w:pPr>
+    <w:rPr>
+      <w:rFonts w:ascii="Times New Roman" w:eastAsia="Times New Roman" w:hAnsi="Times New Roman" w:cs="Times New Roman"/>
+      <w:kern w:val="0"/>
+      <w:szCs w:val="24"/>
+      <w:lang w:eastAsia="en-IN"/>
+      <w14:ligatures w14:val="none"/>
+    </w:rPr>
+  </w:style>
+  <w:style w:type="character" w:styleId="HTMLCode">
+    <w:name w:val="HTML Code"/>
+    <w:basedOn w:val="DefaultParagraphFont"/>
+    <w:uiPriority w:val="99"/>
+    <w:semiHidden/>
+    <w:unhideWhenUsed/>
+    <w:rsid w:val="007A011F"/>
+    <w:rPr>
+      <w:rFonts w:ascii="Courier New" w:eastAsia="Times New Roman" w:hAnsi="Courier New" w:cs="Courier New"/>
+      <w:sz w:val="20"/>
+      <w:szCs w:val="20"/>
+    </w:rPr>
   </w:style>
 </w:styles>
 </file>
